--- a/data/Dialogues EU-LAC_EU-LAC Digital Alliance Dialogue on Cybersecurity.docx
+++ b/data/Dialogues EU-LAC_EU-LAC Digital Alliance Dialogue on Cybersecurity.docx
@@ -2,13 +2,13 @@
 <file path=word/document.xml><?xml version="1.0" encoding="utf-8"?>
 <w:document xmlns:w="http://schemas.openxmlformats.org/wordprocessingml/2006/main" xmlns:m="http://schemas.openxmlformats.org/officeDocument/2006/math" xmlns:r="http://schemas.openxmlformats.org/officeDocument/2006/relationships" xmlns:o="urn:schemas-microsoft-com:office:office" xmlns:v="urn:schemas-microsoft-com:vml" xmlns:w10="urn:schemas-microsoft-com:office:word" xmlns:a="http://schemas.openxmlformats.org/drawingml/2006/main" xmlns:pic="http://schemas.openxmlformats.org/drawingml/2006/picture" xmlns:wp="http://schemas.openxmlformats.org/drawingml/2006/wordprocessingDrawing">
   <w:body>
-    <w:bookmarkStart w:id="26" w:name="X69d72b289ed2a7ab86915cca9c46dd9fd9b10da"/>
+    <w:bookmarkStart w:id="26" w:name="X0e9281a4e56f188bd4029bc6bc38c1f22b3ee46"/>
     <w:p>
       <w:pPr>
         <w:pStyle w:val="Heading1"/>
       </w:pPr>
       <w:r>
-        <w:t xml:space="preserve">EU-LAC Digital Alliance Enhances Cybersecurity Cooperation</w:t>
+        <w:t xml:space="preserve">EU and Latin America &amp; Caribbean Enhance Cybersecurity Cooperation Through EU-LAC Digital Alliance Dialogue 2024</w:t>
       </w:r>
     </w:p>
     <w:p>
@@ -55,7 +55,7 @@
         <w:pStyle w:val="FirstParagraph"/>
       </w:pPr>
       <w:r>
-        <w:t xml:space="preserve">The EU-LAC Digital Alliance convened a high-level policy dialogue on cybersecurity from February 14-16, 2024, in Santo Domingo, Dominican Republic, marking a significant step in enhancing cooperation between Europe and Latin America and the Caribbean. Over 150 representatives from government, civil society, academia, and the private sector discussed critical cybersecurity issues, including cyberdiplomacy, capacity building, and the protection of critical infrastructure. The dialogue emphasized a multi-stakeholder approach and identified four key pillars for action: workforce capacity building, cooperation, strengthened cyber ecosystems, and secure connectivity. This initiative aims to bolster national and regional cybersecurity frameworks, addressing the rising threat of cyber-attacks and fostering a resilient digital environment. The outcomes will contribute to the roadmap leading to the 2025 EU-CELAC Summit, reinforcing shared values and collaborative efforts in the digital domain.</w:t>
+        <w:t xml:space="preserve">The EU-LAC Digital Alliance held a high-level cybersecurity dialogue in February 2024 in Santo Domingo, marking a key step in EU and Latin America &amp; Caribbean (LAC) cooperation against rising cyber threats. Over 150 senior representatives from governments, civil society, academia, and the private sector discussed cyberdiplomacy, resilient ecosystems, capacity building, and critical infrastructure protection. The dialogue emphasized a human-centric digital transformation and developed a four-pillar approach: workforce capacity building, multi-stakeholder cooperation, strengthened cyber ecosystems, and secure connectivity. With cyber-attacks on critical infrastructure increasing in LAC, the dialogue fosters exchange of best practices and aligns EU-LAC values for enhanced regional and global cybersecurity resilience. This initiative, part of the EU-LAC Digital Alliance roadmap under the EU Global Gateway, aims to deliver concrete actions ahead of the 2025 EU-CELAC Summit, reinforcing a free, open, safe, and secure cyberspace amid emerging technological challenges.</w:t>
       </w:r>
     </w:p>
     <w:bookmarkEnd w:id="20"/>
@@ -77,7 +77,7 @@
         </w:numPr>
       </w:pPr>
       <w:r>
-        <w:t xml:space="preserve">The EU-LAC Digital Alliance held a high-level policy dialogue on cybersecurity in February 2024, focusing on cooperation to combat cyber threats.</w:t>
+        <w:t xml:space="preserve">The EU-LAC Digital Alliance held a high-level cybersecurity dialogue in February 2024, focusing on joint efforts to combat cyber-attacks between Europe and Latin America &amp; the Caribbean.</w:t>
       </w:r>
     </w:p>
     <w:p>
@@ -89,7 +89,7 @@
         </w:numPr>
       </w:pPr>
       <w:r>
-        <w:t xml:space="preserve">Over 150 representatives from government, civil society, academia, and the private sector participated, emphasizing a multi-stakeholder approach.</w:t>
+        <w:t xml:space="preserve">The dialogue emphasized a human-centric digital transformation and involved over 150 senior representatives from governments, civil society, academia, and the private sector.</w:t>
       </w:r>
     </w:p>
     <w:p>
@@ -101,7 +101,7 @@
         </w:numPr>
       </w:pPr>
       <w:r>
-        <w:t xml:space="preserve">Key discussion topics included cyberdiplomacy, capacity building, and the protection of critical infrastructure.</w:t>
+        <w:t xml:space="preserve">Key discussion areas included cyberdiplomacy, resilient ecosystems, capacity building, and protection of critical infrastructure amid rising cyber threats in LAC.</w:t>
       </w:r>
     </w:p>
     <w:p>
@@ -113,7 +113,7 @@
         </w:numPr>
       </w:pPr>
       <w:r>
-        <w:t xml:space="preserve">The dialogue established four pillars for cybersecurity: workforce capacity building, multi-stakeholder cooperation, strengthened cyber ecosystems, and secure connectivity.</w:t>
+        <w:t xml:space="preserve">The cooperation framework is based on four pillars: workforce capacity building, multi-stakeholder cooperation, strengthened cyber ecosystems, and secure connectivity.</w:t>
       </w:r>
     </w:p>
     <w:p>
@@ -125,7 +125,19 @@
         </w:numPr>
       </w:pPr>
       <w:r>
-        <w:t xml:space="preserve">The initiative aims to enhance global cybersecurity and align shared values between the EU and LAC in multilateral forums.</w:t>
+        <w:t xml:space="preserve">The dialogue supports international collaboration, policy alignment, and infrastructure resilience to enhance regional and global cybersecurity.</w:t>
+      </w:r>
+    </w:p>
+    <w:p>
+      <w:pPr>
+        <w:pStyle w:val="Compact"/>
+        <w:numPr>
+          <w:ilvl w:val="0"/>
+          <w:numId w:val="1001"/>
+        </w:numPr>
+      </w:pPr>
+      <w:r>
+        <w:t xml:space="preserve">This initiative is part of the EU-LAC Digital Alliance roadmap under the EU Global Gateway, aiming for concrete cybersecurity steps ahead of the 2025 EU-CELAC Summit.</w:t>
       </w:r>
     </w:p>
     <w:bookmarkEnd w:id="21"/>
@@ -195,7 +207,7 @@
               <w:pStyle w:val="Compact"/>
             </w:pPr>
             <w:r>
-              <w:t xml:space="preserve">European Union; EU Member States; European Commission; Community of Latin American and Caribbean States; Dominican Republic</w:t>
+              <w:t xml:space="preserve">European Union; EU Member States; European Commission; Governments; Government Officials; Community of Latin American and Caribbean States</w:t>
             </w:r>
           </w:p>
         </w:tc>
@@ -219,7 +231,55 @@
               <w:pStyle w:val="Compact"/>
             </w:pPr>
             <w:r>
-              <w:t xml:space="preserve">EU-LAC Digital Alliance</w:t>
+              <w:t xml:space="preserve">EU-LAC Digital Alliance; Academia; Universities</w:t>
+            </w:r>
+          </w:p>
+        </w:tc>
+      </w:tr>
+      <w:tr>
+        <w:tc>
+          <w:tcPr/>
+          <w:p>
+            <w:pPr>
+              <w:pStyle w:val="Compact"/>
+            </w:pPr>
+            <w:r>
+              <w:t xml:space="preserve">Economic Actors</w:t>
+            </w:r>
+          </w:p>
+        </w:tc>
+        <w:tc>
+          <w:tcPr/>
+          <w:p>
+            <w:pPr>
+              <w:pStyle w:val="Compact"/>
+            </w:pPr>
+            <w:r>
+              <w:t xml:space="preserve">Private Sector Representatives</w:t>
+            </w:r>
+          </w:p>
+        </w:tc>
+      </w:tr>
+      <w:tr>
+        <w:tc>
+          <w:tcPr/>
+          <w:p>
+            <w:pPr>
+              <w:pStyle w:val="Compact"/>
+            </w:pPr>
+            <w:r>
+              <w:t xml:space="preserve">Civil Society Actors</w:t>
+            </w:r>
+          </w:p>
+        </w:tc>
+        <w:tc>
+          <w:tcPr/>
+          <w:p>
+            <w:pPr>
+              <w:pStyle w:val="Compact"/>
+            </w:pPr>
+            <w:r>
+              <w:t xml:space="preserve">Civil Society Organisations</w:t>
             </w:r>
           </w:p>
         </w:tc>
@@ -238,7 +298,8 @@
     <w:tbl>
       <w:tblPr>
         <w:tblStyle w:val="Table"/>
-        <w:tblW w:type="auto" w:w="0"/>
+        <w:tblW w:type="pct" w:w="5000"/>
+        <w:tblLayout w:type="fixed"/>
         <w:tblLook w:firstRow="1" w:lastRow="0" w:firstColumn="0" w:lastColumn="0" w:noHBand="0" w:noVBand="0" w:val="0020"/>
       </w:tblPr>
       <w:tblGrid>
@@ -291,7 +352,7 @@
               <w:pStyle w:val="Compact"/>
             </w:pPr>
             <w:r>
-              <w:t xml:space="preserve">EU-LAC Digital Alliance</w:t>
+              <w:t xml:space="preserve">EU-LAC Digital Alliance; Bi-regional Cooperation; Global Digital Cooperation</w:t>
             </w:r>
           </w:p>
         </w:tc>
@@ -340,7 +401,7 @@
         </w:numPr>
       </w:pPr>
       <w:r>
-        <w:t xml:space="preserve">The EU-LAC Digital Alliance held a high-level policy dialogue on cybersecurity from February 14-16, 2024, in Santo Domingo, Dominican Republic, focusing on key issues such as cyberdiplomacy, resilient ecosystems, capacity building, and the protection of critical infrastructure.</w:t>
+        <w:t xml:space="preserve">The EU-LAC Digital Alliance held a high-level policy dialogue on cybersecurity in February 2024 in Santo Domingo, Dominican Republic, focusing on cyberdiplomacy, resilient ecosystems, capacity building, and protection of critical infrastructure.</w:t>
       </w:r>
     </w:p>
     <w:p>
@@ -352,7 +413,7 @@
         </w:numPr>
       </w:pPr>
       <w:r>
-        <w:t xml:space="preserve">The dialogue developed a comprehensive approach to cybersecurity based on four key pillars: workforce capacity building, multi-stakeholder cooperation, strengthened cyber ecosystems, and secure connectivity.</w:t>
+        <w:t xml:space="preserve">The dialogue developed a comprehensive cybersecurity approach based on four pillars: workforce capacity building, multi-stakeholder cooperation, strengthened cyber ecosystems, and secure connectivity.</w:t>
       </w:r>
     </w:p>
     <w:p>
@@ -364,7 +425,7 @@
         </w:numPr>
       </w:pPr>
       <w:r>
-        <w:t xml:space="preserve">A roadmap was set by the EU-LAC Digital Alliance, launched in March 2023, which includes commitments to regular bi-regional dialogue and cooperation on digital matters, as outlined in a Joint Declaration from the EU-CELAC Summit in July 2023.</w:t>
+        <w:t xml:space="preserve">Initiatives include education and training programs, partnerships with the private sector and academia, skill enhancement, cybersecurity awareness, and global collaboration to address the demand for qualified cybersecurity professionals.</w:t>
       </w:r>
     </w:p>
     <w:p>
@@ -376,7 +437,55 @@
         </w:numPr>
       </w:pPr>
       <w:r>
-        <w:t xml:space="preserve">The dialogue aims to produce a set of concrete steps leading up to the 2025 EU-CELAC Summit, enhancing global cybersecurity and contributing to a free, open, safe, and secure cyberspace.</w:t>
+        <w:t xml:space="preserve">The EU-LAC Digital Alliance operates under a roadmap launched in March 2023 as part of the EU Global Gateway, with participating countries committed to regular bi-regional dialogue and cooperation on digital matters.</w:t>
+      </w:r>
+    </w:p>
+    <w:p>
+      <w:pPr>
+        <w:pStyle w:val="Compact"/>
+        <w:numPr>
+          <w:ilvl w:val="0"/>
+          <w:numId w:val="1002"/>
+        </w:numPr>
+      </w:pPr>
+      <w:r>
+        <w:t xml:space="preserve">The EU-LAC Digital Alliance facilitates exchange of experience and best practices among governments, civil society, academia, and private sector to strengthen national and regional cybersecurity ecosystems.</w:t>
+      </w:r>
+    </w:p>
+    <w:p>
+      <w:pPr>
+        <w:pStyle w:val="Compact"/>
+        <w:numPr>
+          <w:ilvl w:val="0"/>
+          <w:numId w:val="1002"/>
+        </w:numPr>
+      </w:pPr>
+      <w:r>
+        <w:t xml:space="preserve">The dialogue supports the development and alignment of policy and regulatory frameworks to detect, mitigate, and recover from cyber-attacks.</w:t>
+      </w:r>
+    </w:p>
+    <w:p>
+      <w:pPr>
+        <w:pStyle w:val="Compact"/>
+        <w:numPr>
+          <w:ilvl w:val="0"/>
+          <w:numId w:val="1002"/>
+        </w:numPr>
+      </w:pPr>
+      <w:r>
+        <w:t xml:space="preserve">Efforts are underway to ensure resilient infrastructure for secure connectivity to withstand cyber-attacks, enhancing the sustainability of expanding connectivity infrastructure.</w:t>
+      </w:r>
+    </w:p>
+    <w:p>
+      <w:pPr>
+        <w:pStyle w:val="Compact"/>
+        <w:numPr>
+          <w:ilvl w:val="0"/>
+          <w:numId w:val="1002"/>
+        </w:numPr>
+      </w:pPr>
+      <w:r>
+        <w:t xml:space="preserve">Belize has expressed official interest in joining the EU-LAC Digital Alliance, indicating ongoing expansion and inclusion efforts.</w:t>
       </w:r>
     </w:p>
     <w:bookmarkEnd w:id="24"/>
@@ -391,10 +500,26 @@
     </w:p>
     <w:p>
       <w:pPr>
-        <w:pStyle w:val="FirstParagraph"/>
-      </w:pPr>
-      <w:r>
-        <w:t xml:space="preserve">No specific quantifiable commitments or targets identified.</w:t>
+        <w:pStyle w:val="Compact"/>
+        <w:numPr>
+          <w:ilvl w:val="0"/>
+          <w:numId w:val="1003"/>
+        </w:numPr>
+      </w:pPr>
+      <w:r>
+        <w:t xml:space="preserve">Participating countries committed to regular bi-regional dialogue and cooperation on digital matters for the benefit of their citizens, as stated in the Joint Declaration issued in July 2023 in the context of the EU-CELAC Summit.</w:t>
+      </w:r>
+    </w:p>
+    <w:p>
+      <w:pPr>
+        <w:pStyle w:val="Compact"/>
+        <w:numPr>
+          <w:ilvl w:val="0"/>
+          <w:numId w:val="1003"/>
+        </w:numPr>
+      </w:pPr>
+      <w:r>
+        <w:t xml:space="preserve">The EU-LAC Digital Alliance aims to deliver a set of concrete steps on cybersecurity and other digital dialogues by the 2025 EU-CELAC Summit.</w:t>
       </w:r>
     </w:p>
     <w:bookmarkEnd w:id="25"/>
@@ -619,6 +744,9 @@
     <w:abstractNumId w:val="991"/>
   </w:num>
   <w:num w:numId="1002">
+    <w:abstractNumId w:val="991"/>
+  </w:num>
+  <w:num w:numId="1003">
     <w:abstractNumId w:val="991"/>
   </w:num>
 </w:numbering>
